--- a/state-vignettes/maryland_highway_report.docx
+++ b/state-vignettes/maryland_highway_report.docx
@@ -10,12 +10,12 @@
         <w:rPr>
           <w:color w:val="FF5500"/>
         </w:rPr>
-        <w:t>Maryland Ranks 34th in the Nation in Highway Performance and Cost-Effectiveness</w:t>
+        <w:t>Maryland Ranks 36th in the Nation in Highway Performance and Cost-Effectiveness</w:t>
       </w:r>
     </w:p>
     <w:p>
       <w:r>
-        <w:t>Maryland’s highway system ranks 34th in the nation in overall cost-effectiveness and condition.</w:t>
+        <w:t>Maryland’s highway system ranks 36th in the nation in overall cost-effectiveness and condition.</w:t>
       </w:r>
     </w:p>
     <w:p>
@@ -25,42 +25,42 @@
     </w:p>
     <w:p>
       <w:r>
-        <w:t>In safety and condition categories, Maryland’s highways rank 43rd in urban Interstate pavement condition, 30th in rural Interstate pavement condition, 43rd in urban arterial pavement condition, 30th in rural arterial pavement condition, 13th in structurally deficient bridges, 32nd in urban fatality rate, and 1st in rural fatality rate.</w:t>
+        <w:t>In safety and condition categories, Maryland’s highways rank 44th in urban Interstate pavement condition, 28th in rural Interstate pavement condition, 43rd in urban arterial pavement condition, 28th in rural arterial pavement condition, 14th in structurally deficient bridges, 28th in urban fatality rate, and 7th in rural fatality rate.</w:t>
       </w:r>
     </w:p>
     <w:p>
       <w:r>
-        <w:t>Maryland ranks 43rd out of the 50 states in traffic congestion, and its drivers spend 44.1 hours a year stuck in traffic congestion.</w:t>
+        <w:t>Maryland ranks 43rd out of the 50 states in traffic congestion, and its drivers spend 46.65 hours a year stuck in traffic congestion.</w:t>
       </w:r>
     </w:p>
     <w:p>
       <w:r>
-        <w:t>In spending and cost-effectiveness, Maryland ranks 20th in capital and bridge disbursements, which are the costs of building new roads and bridges and widening existing ones. Maryland ranks 32nd in maintenance spending, such as the costs of repaving roads and filling in potholes. Maryland’s administrative disbursements, including office spending that doesn’t make its way to roads, rank 36th nationwide.</w:t>
+        <w:t>In spending and cost-effectiveness, Maryland ranks 37th in capital and bridge disbursements, which are the costs of building new roads and bridges and widening existing ones. Maryland ranks 35th in maintenance spending, such as the costs of repaving roads and filling in potholes. Maryland’s administrative disbursements, including office spending that doesn’t make its way to roads, rank 33rd nationwide.</w:t>
       </w:r>
     </w:p>
     <w:p>
       <w:r>
-        <w:t>Compared to last year, Maryland has the following notable changes in rankings: Rural Interstate Pavement Condition worsened by 5.0 points, from 25 to 30; Administrative Disbursements worsened by 14 points, from 22 to 36; Other Disbursements improved by 5 points, from 47 to 42.</w:t>
+        <w:t>Compared to last year, Maryland has the following notable changes in rankings: Capital &amp; Bridge Disbursements worsened by 17 points, from 20 to 37; Rural Fatality Rate worsened by 6 points, from 1 to 7.</w:t>
       </w:r>
     </w:p>
     <w:p>
       <w:r>
-        <w:t>Compared to neighboring and nearby states, Maryland’s overall highway performance is worse than Delaware (32nd), Virginia (1st), and West Virginia (30th); better than Pennsylvania (36th).</w:t>
+        <w:t>Compared to neighboring and nearby states, Maryland’s overall highway performance is worse than Delaware (31st), Pennsylvania (35th), Virginia (8th), and West Virginia (32nd).</w:t>
       </w:r>
     </w:p>
     <w:p>
       <w:r>
-        <w:t>Comparing its overall performance to similarly populated states, Maryland ranks worse than Missouri (9th) and Wisconsin (31st).</w:t>
+        <w:t>Comparing its overall performance to similarly populated states, Maryland ranks worse than Missouri (13th) and Wisconsin (33rd).</w:t>
       </w:r>
     </w:p>
     <w:p>
       <w:r>
-        <w:t>Maryland’s highway system ranks 34th out of 50 states overall this year, compared to 32nd last year.</w:t>
+        <w:t>Maryland’s highway system ranks 36th out of 50 states overall this year, compared to 34th last year.</w:t>
       </w:r>
     </w:p>
     <w:p>
       <w:r>
-        <w:t>“In terms of improving in the road condition and performance categories, Maryland should focus on reducing Urbanized Area Congestion and Urban Other Principal Arterial Pavement Condition. Maryland’s rank of 43rd in Urbanized Area Congestion makes it one of the worst in the nation for this safety metric,” said Baruch Feigenbaum, lead author of the 29th Annual Highway Report and senior managing director of transportation policy at Reason Foundation.</w:t>
+        <w:t>“In terms of improving in the road condition and performance categories, Maryland should focus on reducing Urban Interstate Pavement Condition and Urban Other Principal Arterial Pavement Condition. Maryland’s rank of 44th in Urban Interstate Pavement Condition makes it one of the worst in the nation for this safety metric,” said Baruch Feigenbaum, lead author of the 30th Annual Highway Report and senior managing director of transportation policy at Reason Foundation.</w:t>
       </w:r>
     </w:p>
     <w:p>
@@ -70,7 +70,7 @@
           <w:color w:val="FF5500"/>
           <w:sz w:val="28"/>
         </w:rPr>
-        <w:t>MARYLAND’S RANKINGS IN THE 29TH ANNUAL HIGHWAY REPORT</w:t>
+        <w:t>MARYLAND’S RANKINGS IN THE 30TH ANNUAL HIGHWAY REPORT</w:t>
       </w:r>
     </w:p>
     <w:tbl>
@@ -148,7 +148,7 @@
               <w:rPr>
                 <w:sz w:val="20"/>
               </w:rPr>
-              <w:t>34</w:t>
+              <w:t>36</w:t>
             </w:r>
           </w:p>
         </w:tc>
@@ -179,7 +179,7 @@
               <w:rPr>
                 <w:sz w:val="20"/>
               </w:rPr>
-              <w:t>20</w:t>
+              <w:t>37</w:t>
             </w:r>
           </w:p>
         </w:tc>
@@ -212,7 +212,7 @@
               <w:rPr>
                 <w:sz w:val="20"/>
               </w:rPr>
-              <w:t>32</w:t>
+              <w:t>35</w:t>
             </w:r>
           </w:p>
         </w:tc>
@@ -243,7 +243,7 @@
               <w:rPr>
                 <w:sz w:val="20"/>
               </w:rPr>
-              <w:t>36</w:t>
+              <w:t>33</w:t>
             </w:r>
           </w:p>
         </w:tc>
@@ -307,7 +307,7 @@
               <w:rPr>
                 <w:sz w:val="20"/>
               </w:rPr>
-              <w:t>30</w:t>
+              <w:t>28</w:t>
             </w:r>
           </w:p>
         </w:tc>
@@ -340,7 +340,7 @@
               <w:rPr>
                 <w:sz w:val="20"/>
               </w:rPr>
-              <w:t>30</w:t>
+              <w:t>28</w:t>
             </w:r>
           </w:p>
         </w:tc>
@@ -371,7 +371,7 @@
               <w:rPr>
                 <w:sz w:val="20"/>
               </w:rPr>
-              <w:t>43</w:t>
+              <w:t>44</w:t>
             </w:r>
           </w:p>
         </w:tc>
@@ -468,7 +468,7 @@
               <w:rPr>
                 <w:sz w:val="20"/>
               </w:rPr>
-              <w:t>13</w:t>
+              <w:t>14</w:t>
             </w:r>
           </w:p>
         </w:tc>
@@ -499,7 +499,7 @@
               <w:rPr>
                 <w:sz w:val="20"/>
               </w:rPr>
-              <w:t>1</w:t>
+              <w:t>7</w:t>
             </w:r>
           </w:p>
         </w:tc>
@@ -532,7 +532,7 @@
               <w:rPr>
                 <w:sz w:val="20"/>
               </w:rPr>
-              <w:t>32</w:t>
+              <w:t>28</w:t>
             </w:r>
           </w:p>
         </w:tc>
@@ -563,7 +563,7 @@
               <w:rPr>
                 <w:sz w:val="20"/>
               </w:rPr>
-              <w:t>14</w:t>
+              <w:t>12</w:t>
             </w:r>
           </w:p>
         </w:tc>
@@ -572,12 +572,12 @@
     <w:p>
       <w:r>
         <w:br/>
-        <w:t>Reason Foundation’s 29th Annual Highway Report measures the condition and cost- effectiveness of state-controlled highways in 13 categories, including pavement and bridge conditions, traffic fatalities, and spending. In the performance categories, ranking first implies the state has the best or lowest fatality rate and its road pavement is in the best condition. A ranking of 50th in performance categories means the state has the worst fatality rates or pavement conditions. In simplified terms, in the cost-effectiveness categories, a rank of 50 means the state spends more money, and a first-place ranking means the state spends less money than other states in that category.</w:t>
+        <w:t>Reason Foundation’s 30th Annual Highway Report measures the condition and cost-effectiveness of state-controlled highways in 13 categories, including pavement and bridge conditions, traffic fatalities, and spending. In the performance categories, ranking first implies the state has the best or lowest fatality rate and its road pavement is in the best condition. A ranking of 50th in performance categories means the state has the worst fatality rates or pavement conditions. In simplified terms, in the cost-effectiveness categories, a rank of 50 means the state spends more money, and a first-place ranking means the state spends less money than other states in that category.</w:t>
       </w:r>
     </w:p>
     <w:p>
       <w:r>
-        <w:t>The report’s data are primarily information each state directly reported to the Federal Highway Administration for 2023. Better Roads and Bridges provides the deficient bridge data, and INRIX.com provides the traffic congestion data.</w:t>
+        <w:t>The report’s data are primarily information each state directly reported to the Federal Highway Administration for 2024. Better Roads and Bridges provides the deficient bridge data, and INRIX.com provides the traffic congestion data.</w:t>
       </w:r>
     </w:p>
     <w:sectPr>
